--- a/entregas/plano-contingencia-agua/cenarios/06-incendio-com-reserva-indisponivel/cenario-6-incendio-com-reserva-indisponivel-procedimento.docx
+++ b/entregas/plano-contingencia-agua/cenarios/06-incendio-com-reserva-indisponivel/cenario-6-incendio-com-reserva-indisponivel-procedimento.docx
@@ -1715,6 +1715,7 @@
     <w:p>
       <w:pPr>
         <w:keepNext/>
+        <w:pageBreakBefore/>
         <w:pBdr>
           <w:bottom w:val="single" w:sz="8" w:space="5" w:color="2F4162"/>
         </w:pBdr>
@@ -2514,6 +2515,7 @@
     <w:p>
       <w:pPr>
         <w:keepNext/>
+        <w:pageBreakBefore/>
         <w:pBdr>
           <w:bottom w:val="single" w:sz="8" w:space="5" w:color="2F4162"/>
         </w:pBdr>
@@ -3325,6 +3327,7 @@
     <w:p>
       <w:pPr>
         <w:keepNext/>
+        <w:pageBreakBefore/>
         <w:pBdr>
           <w:bottom w:val="single" w:sz="8" w:space="5" w:color="2F4162"/>
         </w:pBdr>
@@ -4343,6 +4346,7 @@
     <w:p>
       <w:pPr>
         <w:keepNext/>
+        <w:pageBreakBefore/>
         <w:pBdr>
           <w:bottom w:val="single" w:sz="8" w:space="5" w:color="2F4162"/>
         </w:pBdr>
@@ -5466,93 +5470,48 @@
     </w:p>
     <w:p>
       <w:pPr>
-        <w:tabs>
-          <w:tab w:pos="260" w:val="left"/>
-        </w:tabs>
-        <w:spacing w:after="60" w:before="0" w:line="284" w:lineRule="exact"/>
-        <w:ind w:left="260" w:hanging="260"/>
+        <w:spacing w:after="130" w:before="0" w:line="284" w:lineRule="exact"/>
         <w:jc w:val="both"/>
       </w:pPr>
       <w:r>
         <w:rPr>
           <w:rFonts w:ascii="Arial" w:hAnsi="Arial" w:cs="Arial" w:eastAsia="Arial"/>
-          <w:b w:val="0"/>
-          <w:i w:val="0"/>
-          <w:color w:val="2F4162"/>
-          <w:sz w:val="20"/>
-        </w:rPr>
-        <w:t>1.</w:t>
-        <w:tab/>
-      </w:r>
-      <w:r>
-        <w:rPr>
-          <w:rFonts w:ascii="Arial" w:hAnsi="Arial" w:cs="Arial" w:eastAsia="Arial"/>
-          <w:b w:val="0"/>
-          <w:i w:val="0"/>
-          <w:color w:val="1F2A37"/>
-          <w:sz w:val="20"/>
-        </w:rPr>
-        <w:t xml:space="preserve">Escalar </w:t>
-      </w:r>
-      <w:r>
-        <w:rPr>
-          <w:rFonts w:ascii="Arial" w:hAnsi="Arial" w:cs="Arial" w:eastAsia="Arial"/>
-          <w:b/>
-          <w:i w:val="0"/>
-          <w:color w:val="1F2A37"/>
-          <w:sz w:val="20"/>
-        </w:rPr>
-        <w:t>nível 1 → 2 → 3</w:t>
-      </w:r>
-      <w:r>
-        <w:rPr>
-          <w:rFonts w:ascii="Arial" w:hAnsi="Arial" w:cs="Arial" w:eastAsia="Arial"/>
-          <w:b w:val="0"/>
-          <w:i w:val="0"/>
-          <w:color w:val="1F2A37"/>
-          <w:sz w:val="20"/>
-        </w:rPr>
-        <w:t xml:space="preserve">, na ordem da ficha. </w:t>
-      </w:r>
-      <w:r>
-        <w:rPr>
-          <w:rFonts w:ascii="Arial" w:hAnsi="Arial" w:cs="Arial" w:eastAsia="Arial"/>
-          <w:b/>
-          <w:i w:val="0"/>
-          <w:color w:val="1F2A37"/>
-          <w:sz w:val="20"/>
-        </w:rPr>
-        <w:t>Informar sem demora ao síndico e à brigada</w:t>
-      </w:r>
-      <w:r>
-        <w:rPr>
-          <w:rFonts w:ascii="Arial" w:hAnsi="Arial" w:cs="Arial" w:eastAsia="Arial"/>
-          <w:b w:val="0"/>
-          <w:i w:val="0"/>
-          <w:color w:val="1F2A37"/>
-          <w:sz w:val="20"/>
-        </w:rPr>
-        <w:t xml:space="preserve"> que a proteção está indisponível e </w:t>
-      </w:r>
-      <w:r>
-        <w:rPr>
-          <w:rFonts w:ascii="Arial" w:hAnsi="Arial" w:cs="Arial" w:eastAsia="Arial"/>
-          <w:b/>
-          <w:i w:val="0"/>
-          <w:color w:val="1F2A37"/>
-          <w:sz w:val="20"/>
-        </w:rPr>
-        <w:t>desde quando</w:t>
-      </w:r>
-      <w:r>
-        <w:rPr>
-          <w:rFonts w:ascii="Arial" w:hAnsi="Arial" w:cs="Arial" w:eastAsia="Arial"/>
-          <w:b w:val="0"/>
-          <w:i w:val="0"/>
-          <w:color w:val="1F2A37"/>
-          <w:sz w:val="20"/>
-        </w:rPr>
-        <w:t>.</w:t>
+          <w:b/>
+          <w:i w:val="0"/>
+          <w:color w:val="1F2A37"/>
+          <w:sz w:val="20"/>
+        </w:rPr>
+        <w:t>Comunicação:</w:t>
+      </w:r>
+      <w:r>
+        <w:rPr>
+          <w:rFonts w:ascii="Arial" w:hAnsi="Arial" w:cs="Arial" w:eastAsia="Arial"/>
+          <w:b w:val="0"/>
+          <w:i w:val="0"/>
+          <w:color w:val="1F2A37"/>
+          <w:sz w:val="20"/>
+        </w:rPr>
+        <w:t xml:space="preserve"> classifique o grau da ocorrência (G1, G2 ou G3) e siga o </w:t>
+      </w:r>
+      <w:r>
+        <w:rPr>
+          <w:rFonts w:ascii="Arial" w:hAnsi="Arial" w:cs="Arial" w:eastAsia="Arial"/>
+          <w:b/>
+          <w:i w:val="0"/>
+          <w:color w:val="1F2A37"/>
+          <w:sz w:val="20"/>
+        </w:rPr>
+        <w:t>Cenário T</w:t>
+      </w:r>
+      <w:r>
+        <w:rPr>
+          <w:rFonts w:ascii="Arial" w:hAnsi="Arial" w:cs="Arial" w:eastAsia="Arial"/>
+          <w:b w:val="0"/>
+          <w:i w:val="0"/>
+          <w:color w:val="1F2A37"/>
+          <w:sz w:val="20"/>
+        </w:rPr>
+        <w:t>: quem avisa quem, em que prazo e com que modelo.</w:t>
       </w:r>
     </w:p>
     <w:p>
@@ -5572,88 +5531,78 @@
           <w:color w:val="2F4162"/>
           <w:sz w:val="20"/>
         </w:rPr>
-        <w:t>2.</w:t>
+        <w:t>1.</w:t>
         <w:tab/>
       </w:r>
       <w:r>
         <w:rPr>
           <w:rFonts w:ascii="Arial" w:hAnsi="Arial" w:cs="Arial" w:eastAsia="Arial"/>
-          <w:b/>
-          <w:i w:val="0"/>
-          <w:color w:val="1F2A37"/>
-          <w:sz w:val="20"/>
-        </w:rPr>
-        <w:t>Acionar o fornecedor de incêndio</w:t>
-      </w:r>
-      <w:r>
-        <w:rPr>
-          <w:rFonts w:ascii="Arial" w:hAnsi="Arial" w:cs="Arial" w:eastAsia="Arial"/>
-          <w:b w:val="0"/>
-          <w:i w:val="0"/>
-          <w:color w:val="1F2A37"/>
-          <w:sz w:val="20"/>
-        </w:rPr>
-        <w:t xml:space="preserve"> (e o de elétrica/diesel, se a causa é energia ou combustível; </w:t>
-      </w:r>
-      <w:r>
-        <w:rPr>
-          <w:rFonts w:ascii="Arial" w:hAnsi="Arial" w:cs="Arial" w:eastAsia="Arial"/>
-          <w:b/>
-          <w:i w:val="0"/>
-          <w:color w:val="1F2A37"/>
-          <w:sz w:val="20"/>
-        </w:rPr>
-        <w:t>Cenário 5</w:t>
-      </w:r>
-      <w:r>
-        <w:rPr>
-          <w:rFonts w:ascii="Arial" w:hAnsi="Arial" w:cs="Arial" w:eastAsia="Arial"/>
-          <w:b w:val="0"/>
-          <w:i w:val="0"/>
-          <w:color w:val="1F2A37"/>
-          <w:sz w:val="20"/>
-        </w:rPr>
-        <w:t xml:space="preserve">). Se a ficha tem </w:t>
-      </w:r>
-      <w:r>
-        <w:rPr>
-          <w:rFonts w:ascii="Arial" w:hAnsi="Arial" w:cs="Arial" w:eastAsia="Arial"/>
-          <w:b/>
-          <w:i w:val="0"/>
-          <w:color w:val="1F2A37"/>
-          <w:sz w:val="20"/>
-        </w:rPr>
-        <w:t>contrato de emergência</w:t>
-      </w:r>
-      <w:r>
-        <w:rPr>
-          <w:rFonts w:ascii="Arial" w:hAnsi="Arial" w:cs="Arial" w:eastAsia="Arial"/>
-          <w:b w:val="0"/>
-          <w:i w:val="0"/>
-          <w:color w:val="1F2A37"/>
-          <w:sz w:val="20"/>
-        </w:rPr>
-        <w:t xml:space="preserve"> (H21), usar. Pedir </w:t>
-      </w:r>
-      <w:r>
-        <w:rPr>
-          <w:rFonts w:ascii="Arial" w:hAnsi="Arial" w:cs="Arial" w:eastAsia="Arial"/>
-          <w:b/>
-          <w:i w:val="0"/>
-          <w:color w:val="1F2A37"/>
-          <w:sz w:val="20"/>
-        </w:rPr>
-        <w:t>tempo de chegada</w:t>
-      </w:r>
-      <w:r>
-        <w:rPr>
-          <w:rFonts w:ascii="Arial" w:hAnsi="Arial" w:cs="Arial" w:eastAsia="Arial"/>
-          <w:b w:val="0"/>
-          <w:i w:val="0"/>
-          <w:color w:val="1F2A37"/>
-          <w:sz w:val="20"/>
-        </w:rPr>
-        <w:t xml:space="preserve"> e registrar a hora.</w:t>
+          <w:b w:val="0"/>
+          <w:i w:val="0"/>
+          <w:color w:val="1F2A37"/>
+          <w:sz w:val="20"/>
+        </w:rPr>
+        <w:t xml:space="preserve">Escalar </w:t>
+      </w:r>
+      <w:r>
+        <w:rPr>
+          <w:rFonts w:ascii="Arial" w:hAnsi="Arial" w:cs="Arial" w:eastAsia="Arial"/>
+          <w:b/>
+          <w:i w:val="0"/>
+          <w:color w:val="1F2A37"/>
+          <w:sz w:val="20"/>
+        </w:rPr>
+        <w:t>nível 1 → 2 → 3</w:t>
+      </w:r>
+      <w:r>
+        <w:rPr>
+          <w:rFonts w:ascii="Arial" w:hAnsi="Arial" w:cs="Arial" w:eastAsia="Arial"/>
+          <w:b w:val="0"/>
+          <w:i w:val="0"/>
+          <w:color w:val="1F2A37"/>
+          <w:sz w:val="20"/>
+        </w:rPr>
+        <w:t xml:space="preserve">, na ordem da ficha. </w:t>
+      </w:r>
+      <w:r>
+        <w:rPr>
+          <w:rFonts w:ascii="Arial" w:hAnsi="Arial" w:cs="Arial" w:eastAsia="Arial"/>
+          <w:b/>
+          <w:i w:val="0"/>
+          <w:color w:val="1F2A37"/>
+          <w:sz w:val="20"/>
+        </w:rPr>
+        <w:t>Informar sem demora ao síndico e à brigada</w:t>
+      </w:r>
+      <w:r>
+        <w:rPr>
+          <w:rFonts w:ascii="Arial" w:hAnsi="Arial" w:cs="Arial" w:eastAsia="Arial"/>
+          <w:b w:val="0"/>
+          <w:i w:val="0"/>
+          <w:color w:val="1F2A37"/>
+          <w:sz w:val="20"/>
+        </w:rPr>
+        <w:t xml:space="preserve"> que a proteção está indisponível e </w:t>
+      </w:r>
+      <w:r>
+        <w:rPr>
+          <w:rFonts w:ascii="Arial" w:hAnsi="Arial" w:cs="Arial" w:eastAsia="Arial"/>
+          <w:b/>
+          <w:i w:val="0"/>
+          <w:color w:val="1F2A37"/>
+          <w:sz w:val="20"/>
+        </w:rPr>
+        <w:t>desde quando</w:t>
+      </w:r>
+      <w:r>
+        <w:rPr>
+          <w:rFonts w:ascii="Arial" w:hAnsi="Arial" w:cs="Arial" w:eastAsia="Arial"/>
+          <w:b w:val="0"/>
+          <w:i w:val="0"/>
+          <w:color w:val="1F2A37"/>
+          <w:sz w:val="20"/>
+        </w:rPr>
+        <w:t>.</w:t>
       </w:r>
     </w:p>
     <w:p>
@@ -5673,7 +5622,7 @@
           <w:color w:val="2F4162"/>
           <w:sz w:val="20"/>
         </w:rPr>
-        <w:t>3.</w:t>
+        <w:t>2.</w:t>
         <w:tab/>
       </w:r>
       <w:r>
@@ -5684,77 +5633,77 @@
           <w:color w:val="1F2A37"/>
           <w:sz w:val="20"/>
         </w:rPr>
-        <w:t>O síndico decide, com a ficha e a regra local</w:t>
-      </w:r>
-      <w:r>
-        <w:rPr>
-          <w:rFonts w:ascii="Arial" w:hAnsi="Arial" w:cs="Arial" w:eastAsia="Arial"/>
-          <w:b w:val="0"/>
-          <w:i w:val="0"/>
-          <w:color w:val="1F2A37"/>
-          <w:sz w:val="20"/>
-        </w:rPr>
-        <w:t xml:space="preserve"> (seção 8): comunicar o </w:t>
-      </w:r>
-      <w:r>
-        <w:rPr>
-          <w:rFonts w:ascii="Arial" w:hAnsi="Arial" w:cs="Arial" w:eastAsia="Arial"/>
-          <w:b/>
-          <w:i w:val="0"/>
-          <w:color w:val="1F2A37"/>
-          <w:sz w:val="20"/>
-        </w:rPr>
-        <w:t>Corpo de Bombeiros</w:t>
-      </w:r>
-      <w:r>
-        <w:rPr>
-          <w:rFonts w:ascii="Arial" w:hAnsi="Arial" w:cs="Arial" w:eastAsia="Arial"/>
-          <w:b w:val="0"/>
-          <w:i w:val="0"/>
-          <w:color w:val="1F2A37"/>
-          <w:sz w:val="20"/>
-        </w:rPr>
-        <w:t xml:space="preserve"> e a </w:t>
-      </w:r>
-      <w:r>
-        <w:rPr>
-          <w:rFonts w:ascii="Arial" w:hAnsi="Arial" w:cs="Arial" w:eastAsia="Arial"/>
-          <w:b/>
-          <w:i w:val="0"/>
-          <w:color w:val="1F2A37"/>
-          <w:sz w:val="20"/>
-        </w:rPr>
-        <w:t>seguradora</w:t>
-      </w:r>
-      <w:r>
-        <w:rPr>
-          <w:rFonts w:ascii="Arial" w:hAnsi="Arial" w:cs="Arial" w:eastAsia="Arial"/>
-          <w:b w:val="0"/>
-          <w:i w:val="0"/>
-          <w:color w:val="1F2A37"/>
-          <w:sz w:val="20"/>
-        </w:rPr>
-        <w:t xml:space="preserve">? Avisar os </w:t>
-      </w:r>
-      <w:r>
-        <w:rPr>
-          <w:rFonts w:ascii="Arial" w:hAnsi="Arial" w:cs="Arial" w:eastAsia="Arial"/>
-          <w:b/>
-          <w:i w:val="0"/>
-          <w:color w:val="1F2A37"/>
-          <w:sz w:val="20"/>
-        </w:rPr>
-        <w:t>locatários</w:t>
-      </w:r>
-      <w:r>
-        <w:rPr>
-          <w:rFonts w:ascii="Arial" w:hAnsi="Arial" w:cs="Arial" w:eastAsia="Arial"/>
-          <w:b w:val="0"/>
-          <w:i w:val="0"/>
-          <w:color w:val="1F2A37"/>
-          <w:sz w:val="20"/>
-        </w:rPr>
-        <w:t xml:space="preserve"> (sim, por escrito)? Alternativas provisórias (seção 9)? Restrição de operação em galpão (seção 10)?</w:t>
+        <w:t>Acionar o fornecedor de incêndio</w:t>
+      </w:r>
+      <w:r>
+        <w:rPr>
+          <w:rFonts w:ascii="Arial" w:hAnsi="Arial" w:cs="Arial" w:eastAsia="Arial"/>
+          <w:b w:val="0"/>
+          <w:i w:val="0"/>
+          <w:color w:val="1F2A37"/>
+          <w:sz w:val="20"/>
+        </w:rPr>
+        <w:t xml:space="preserve"> (e o de elétrica/diesel, se a causa é energia ou combustível; </w:t>
+      </w:r>
+      <w:r>
+        <w:rPr>
+          <w:rFonts w:ascii="Arial" w:hAnsi="Arial" w:cs="Arial" w:eastAsia="Arial"/>
+          <w:b/>
+          <w:i w:val="0"/>
+          <w:color w:val="1F2A37"/>
+          <w:sz w:val="20"/>
+        </w:rPr>
+        <w:t>Cenário 5</w:t>
+      </w:r>
+      <w:r>
+        <w:rPr>
+          <w:rFonts w:ascii="Arial" w:hAnsi="Arial" w:cs="Arial" w:eastAsia="Arial"/>
+          <w:b w:val="0"/>
+          <w:i w:val="0"/>
+          <w:color w:val="1F2A37"/>
+          <w:sz w:val="20"/>
+        </w:rPr>
+        <w:t xml:space="preserve">). Se a ficha tem </w:t>
+      </w:r>
+      <w:r>
+        <w:rPr>
+          <w:rFonts w:ascii="Arial" w:hAnsi="Arial" w:cs="Arial" w:eastAsia="Arial"/>
+          <w:b/>
+          <w:i w:val="0"/>
+          <w:color w:val="1F2A37"/>
+          <w:sz w:val="20"/>
+        </w:rPr>
+        <w:t>contrato de emergência</w:t>
+      </w:r>
+      <w:r>
+        <w:rPr>
+          <w:rFonts w:ascii="Arial" w:hAnsi="Arial" w:cs="Arial" w:eastAsia="Arial"/>
+          <w:b w:val="0"/>
+          <w:i w:val="0"/>
+          <w:color w:val="1F2A37"/>
+          <w:sz w:val="20"/>
+        </w:rPr>
+        <w:t xml:space="preserve"> (H21), usar. Pedir </w:t>
+      </w:r>
+      <w:r>
+        <w:rPr>
+          <w:rFonts w:ascii="Arial" w:hAnsi="Arial" w:cs="Arial" w:eastAsia="Arial"/>
+          <w:b/>
+          <w:i w:val="0"/>
+          <w:color w:val="1F2A37"/>
+          <w:sz w:val="20"/>
+        </w:rPr>
+        <w:t>tempo de chegada</w:t>
+      </w:r>
+      <w:r>
+        <w:rPr>
+          <w:rFonts w:ascii="Arial" w:hAnsi="Arial" w:cs="Arial" w:eastAsia="Arial"/>
+          <w:b w:val="0"/>
+          <w:i w:val="0"/>
+          <w:color w:val="1F2A37"/>
+          <w:sz w:val="20"/>
+        </w:rPr>
+        <w:t xml:space="preserve"> e registrar a hora.</w:t>
       </w:r>
     </w:p>
     <w:p>
@@ -5774,7 +5723,7 @@
           <w:color w:val="2F4162"/>
           <w:sz w:val="20"/>
         </w:rPr>
-        <w:t>4.</w:t>
+        <w:t>3.</w:t>
         <w:tab/>
       </w:r>
       <w:r>
@@ -5785,37 +5734,77 @@
           <w:color w:val="1F2A37"/>
           <w:sz w:val="20"/>
         </w:rPr>
-        <w:t>Comunicar por escrito</w:t>
-      </w:r>
-      <w:r>
-        <w:rPr>
-          <w:rFonts w:ascii="Arial" w:hAnsi="Arial" w:cs="Arial" w:eastAsia="Arial"/>
-          <w:b w:val="0"/>
-          <w:i w:val="0"/>
-          <w:color w:val="1F2A37"/>
-          <w:sz w:val="20"/>
-        </w:rPr>
-        <w:t xml:space="preserve"> (modelos na seção 13): síndico e brigada; ocupantes e locatários; restaurantes; operador logístico (galpão). </w:t>
-      </w:r>
-      <w:r>
-        <w:rPr>
-          <w:rFonts w:ascii="Arial" w:hAnsi="Arial" w:cs="Arial" w:eastAsia="Arial"/>
-          <w:b/>
-          <w:i w:val="0"/>
-          <w:color w:val="1F2A37"/>
-          <w:sz w:val="20"/>
-        </w:rPr>
-        <w:t>Não afirmar a causa</w:t>
-      </w:r>
-      <w:r>
-        <w:rPr>
-          <w:rFonts w:ascii="Arial" w:hAnsi="Arial" w:cs="Arial" w:eastAsia="Arial"/>
-          <w:b w:val="0"/>
-          <w:i w:val="0"/>
-          <w:color w:val="1F2A37"/>
-          <w:sz w:val="20"/>
-        </w:rPr>
-        <w:t xml:space="preserve"> antes de confirmada.</w:t>
+        <w:t>O síndico decide, com a ficha e a regra local</w:t>
+      </w:r>
+      <w:r>
+        <w:rPr>
+          <w:rFonts w:ascii="Arial" w:hAnsi="Arial" w:cs="Arial" w:eastAsia="Arial"/>
+          <w:b w:val="0"/>
+          <w:i w:val="0"/>
+          <w:color w:val="1F2A37"/>
+          <w:sz w:val="20"/>
+        </w:rPr>
+        <w:t xml:space="preserve"> (seção 8): comunicar o </w:t>
+      </w:r>
+      <w:r>
+        <w:rPr>
+          <w:rFonts w:ascii="Arial" w:hAnsi="Arial" w:cs="Arial" w:eastAsia="Arial"/>
+          <w:b/>
+          <w:i w:val="0"/>
+          <w:color w:val="1F2A37"/>
+          <w:sz w:val="20"/>
+        </w:rPr>
+        <w:t>Corpo de Bombeiros</w:t>
+      </w:r>
+      <w:r>
+        <w:rPr>
+          <w:rFonts w:ascii="Arial" w:hAnsi="Arial" w:cs="Arial" w:eastAsia="Arial"/>
+          <w:b w:val="0"/>
+          <w:i w:val="0"/>
+          <w:color w:val="1F2A37"/>
+          <w:sz w:val="20"/>
+        </w:rPr>
+        <w:t xml:space="preserve"> e a </w:t>
+      </w:r>
+      <w:r>
+        <w:rPr>
+          <w:rFonts w:ascii="Arial" w:hAnsi="Arial" w:cs="Arial" w:eastAsia="Arial"/>
+          <w:b/>
+          <w:i w:val="0"/>
+          <w:color w:val="1F2A37"/>
+          <w:sz w:val="20"/>
+        </w:rPr>
+        <w:t>seguradora</w:t>
+      </w:r>
+      <w:r>
+        <w:rPr>
+          <w:rFonts w:ascii="Arial" w:hAnsi="Arial" w:cs="Arial" w:eastAsia="Arial"/>
+          <w:b w:val="0"/>
+          <w:i w:val="0"/>
+          <w:color w:val="1F2A37"/>
+          <w:sz w:val="20"/>
+        </w:rPr>
+        <w:t xml:space="preserve">? Avisar os </w:t>
+      </w:r>
+      <w:r>
+        <w:rPr>
+          <w:rFonts w:ascii="Arial" w:hAnsi="Arial" w:cs="Arial" w:eastAsia="Arial"/>
+          <w:b/>
+          <w:i w:val="0"/>
+          <w:color w:val="1F2A37"/>
+          <w:sz w:val="20"/>
+        </w:rPr>
+        <w:t>locatários</w:t>
+      </w:r>
+      <w:r>
+        <w:rPr>
+          <w:rFonts w:ascii="Arial" w:hAnsi="Arial" w:cs="Arial" w:eastAsia="Arial"/>
+          <w:b w:val="0"/>
+          <w:i w:val="0"/>
+          <w:color w:val="1F2A37"/>
+          <w:sz w:val="20"/>
+        </w:rPr>
+        <w:t xml:space="preserve"> (sim, por escrito)? Alternativas provisórias (seção 9)? Restrição de operação em galpão (seção 10)?</w:t>
       </w:r>
     </w:p>
     <w:p>
@@ -5835,7 +5824,7 @@
           <w:color w:val="2F4162"/>
           <w:sz w:val="20"/>
         </w:rPr>
-        <w:t>5.</w:t>
+        <w:t>4.</w:t>
         <w:tab/>
       </w:r>
       <w:r>
@@ -5846,73 +5835,37 @@
           <w:color w:val="1F2A37"/>
           <w:sz w:val="20"/>
         </w:rPr>
-        <w:t>Se o prazo previsto de restabelecimento é longo</w:t>
-      </w:r>
-      <w:r>
-        <w:rPr>
-          <w:rFonts w:ascii="Arial" w:hAnsi="Arial" w:cs="Arial" w:eastAsia="Arial"/>
-          <w:b w:val="0"/>
-          <w:i w:val="0"/>
-          <w:color w:val="1F2A37"/>
-          <w:sz w:val="20"/>
-        </w:rPr>
-        <w:t xml:space="preserve"> (ou desconhecido), o síndico decide </w:t>
-      </w:r>
-      <w:r>
-        <w:rPr>
-          <w:rFonts w:ascii="Arial" w:hAnsi="Arial" w:cs="Arial" w:eastAsia="Arial"/>
-          <w:b/>
-          <w:i w:val="0"/>
-          <w:color w:val="1F2A37"/>
-          <w:sz w:val="20"/>
-        </w:rPr>
-        <w:t>alternativas provisórias</w:t>
-      </w:r>
-      <w:r>
-        <w:rPr>
-          <w:rFonts w:ascii="Arial" w:hAnsi="Arial" w:cs="Arial" w:eastAsia="Arial"/>
-          <w:b w:val="0"/>
-          <w:i w:val="0"/>
-          <w:color w:val="1F2A37"/>
-          <w:sz w:val="20"/>
-        </w:rPr>
-        <w:t xml:space="preserve"> e a </w:t>
-      </w:r>
-      <w:r>
-        <w:rPr>
-          <w:rFonts w:ascii="Arial" w:hAnsi="Arial" w:cs="Arial" w:eastAsia="Arial"/>
-          <w:b/>
-          <w:i w:val="0"/>
-          <w:color w:val="1F2A37"/>
-          <w:sz w:val="20"/>
-        </w:rPr>
-        <w:t>redução de risco</w:t>
-      </w:r>
-      <w:r>
-        <w:rPr>
-          <w:rFonts w:ascii="Arial" w:hAnsi="Arial" w:cs="Arial" w:eastAsia="Arial"/>
-          <w:b w:val="0"/>
-          <w:i w:val="0"/>
-          <w:color w:val="1F2A37"/>
-          <w:sz w:val="20"/>
-        </w:rPr>
-        <w:t xml:space="preserve"> (seção 9, seção 10).</w:t>
-      </w:r>
-    </w:p>
-    <w:p>
-      <w:pPr>
-        <w:keepNext/>
-        <w:spacing w:after="80" w:before="240" w:line="280" w:lineRule="exact"/>
-      </w:pPr>
-      <w:r>
-        <w:rPr>
-          <w:rFonts w:ascii="Arial" w:hAnsi="Arial" w:cs="Arial" w:eastAsia="Arial"/>
-          <w:b/>
-          <w:i w:val="0"/>
-          <w:color w:val="1F2A37"/>
-          <w:sz w:val="22"/>
-        </w:rPr>
-        <w:t>Fase 3 — Diagnóstico e identificação do ramo (T+10 a T+60 min) ⚠</w:t>
+        <w:t>Comunicar por escrito</w:t>
+      </w:r>
+      <w:r>
+        <w:rPr>
+          <w:rFonts w:ascii="Arial" w:hAnsi="Arial" w:cs="Arial" w:eastAsia="Arial"/>
+          <w:b w:val="0"/>
+          <w:i w:val="0"/>
+          <w:color w:val="1F2A37"/>
+          <w:sz w:val="20"/>
+        </w:rPr>
+        <w:t xml:space="preserve"> (modelos na seção 13): síndico e brigada; ocupantes e locatários; restaurantes; operador logístico (galpão). </w:t>
+      </w:r>
+      <w:r>
+        <w:rPr>
+          <w:rFonts w:ascii="Arial" w:hAnsi="Arial" w:cs="Arial" w:eastAsia="Arial"/>
+          <w:b/>
+          <w:i w:val="0"/>
+          <w:color w:val="1F2A37"/>
+          <w:sz w:val="20"/>
+        </w:rPr>
+        <w:t>Não afirmar a causa</w:t>
+      </w:r>
+      <w:r>
+        <w:rPr>
+          <w:rFonts w:ascii="Arial" w:hAnsi="Arial" w:cs="Arial" w:eastAsia="Arial"/>
+          <w:b w:val="0"/>
+          <w:i w:val="0"/>
+          <w:color w:val="1F2A37"/>
+          <w:sz w:val="20"/>
+        </w:rPr>
+        <w:t xml:space="preserve"> antes de confirmada.</w:t>
       </w:r>
     </w:p>
     <w:p>
@@ -5932,6 +5885,103 @@
           <w:color w:val="2F4162"/>
           <w:sz w:val="20"/>
         </w:rPr>
+        <w:t>5.</w:t>
+        <w:tab/>
+      </w:r>
+      <w:r>
+        <w:rPr>
+          <w:rFonts w:ascii="Arial" w:hAnsi="Arial" w:cs="Arial" w:eastAsia="Arial"/>
+          <w:b/>
+          <w:i w:val="0"/>
+          <w:color w:val="1F2A37"/>
+          <w:sz w:val="20"/>
+        </w:rPr>
+        <w:t>Se o prazo previsto de restabelecimento é longo</w:t>
+      </w:r>
+      <w:r>
+        <w:rPr>
+          <w:rFonts w:ascii="Arial" w:hAnsi="Arial" w:cs="Arial" w:eastAsia="Arial"/>
+          <w:b w:val="0"/>
+          <w:i w:val="0"/>
+          <w:color w:val="1F2A37"/>
+          <w:sz w:val="20"/>
+        </w:rPr>
+        <w:t xml:space="preserve"> (ou desconhecido), o síndico decide </w:t>
+      </w:r>
+      <w:r>
+        <w:rPr>
+          <w:rFonts w:ascii="Arial" w:hAnsi="Arial" w:cs="Arial" w:eastAsia="Arial"/>
+          <w:b/>
+          <w:i w:val="0"/>
+          <w:color w:val="1F2A37"/>
+          <w:sz w:val="20"/>
+        </w:rPr>
+        <w:t>alternativas provisórias</w:t>
+      </w:r>
+      <w:r>
+        <w:rPr>
+          <w:rFonts w:ascii="Arial" w:hAnsi="Arial" w:cs="Arial" w:eastAsia="Arial"/>
+          <w:b w:val="0"/>
+          <w:i w:val="0"/>
+          <w:color w:val="1F2A37"/>
+          <w:sz w:val="20"/>
+        </w:rPr>
+        <w:t xml:space="preserve"> e a </w:t>
+      </w:r>
+      <w:r>
+        <w:rPr>
+          <w:rFonts w:ascii="Arial" w:hAnsi="Arial" w:cs="Arial" w:eastAsia="Arial"/>
+          <w:b/>
+          <w:i w:val="0"/>
+          <w:color w:val="1F2A37"/>
+          <w:sz w:val="20"/>
+        </w:rPr>
+        <w:t>redução de risco</w:t>
+      </w:r>
+      <w:r>
+        <w:rPr>
+          <w:rFonts w:ascii="Arial" w:hAnsi="Arial" w:cs="Arial" w:eastAsia="Arial"/>
+          <w:b w:val="0"/>
+          <w:i w:val="0"/>
+          <w:color w:val="1F2A37"/>
+          <w:sz w:val="20"/>
+        </w:rPr>
+        <w:t xml:space="preserve"> (seção 9, seção 10).</w:t>
+      </w:r>
+    </w:p>
+    <w:p>
+      <w:pPr>
+        <w:keepNext/>
+        <w:spacing w:after="80" w:before="240" w:line="280" w:lineRule="exact"/>
+      </w:pPr>
+      <w:r>
+        <w:rPr>
+          <w:rFonts w:ascii="Arial" w:hAnsi="Arial" w:cs="Arial" w:eastAsia="Arial"/>
+          <w:b/>
+          <w:i w:val="0"/>
+          <w:color w:val="1F2A37"/>
+          <w:sz w:val="22"/>
+        </w:rPr>
+        <w:t>Fase 3 — Diagnóstico e identificação do ramo (T+10 a T+60 min) ⚠</w:t>
+      </w:r>
+    </w:p>
+    <w:p>
+      <w:pPr>
+        <w:tabs>
+          <w:tab w:pos="260" w:val="left"/>
+        </w:tabs>
+        <w:spacing w:after="60" w:before="0" w:line="284" w:lineRule="exact"/>
+        <w:ind w:left="260" w:hanging="260"/>
+        <w:jc w:val="both"/>
+      </w:pPr>
+      <w:r>
+        <w:rPr>
+          <w:rFonts w:ascii="Arial" w:hAnsi="Arial" w:cs="Arial" w:eastAsia="Arial"/>
+          <w:b w:val="0"/>
+          <w:i w:val="0"/>
+          <w:color w:val="2F4162"/>
+          <w:sz w:val="20"/>
+        </w:rPr>
         <w:t>1.</w:t>
         <w:tab/>
       </w:r>
@@ -7215,6 +7265,7 @@
     <w:p>
       <w:pPr>
         <w:keepNext/>
+        <w:pageBreakBefore/>
         <w:pBdr>
           <w:bottom w:val="single" w:sz="8" w:space="5" w:color="2F4162"/>
         </w:pBdr>
@@ -16112,6 +16163,7 @@
     <w:p>
       <w:pPr>
         <w:keepNext/>
+        <w:pageBreakBefore/>
         <w:pBdr>
           <w:bottom w:val="single" w:sz="8" w:space="5" w:color="2F4162"/>
         </w:pBdr>
@@ -17678,6 +17730,7 @@
     <w:p>
       <w:pPr>
         <w:keepNext/>
+        <w:pageBreakBefore/>
         <w:pBdr>
           <w:bottom w:val="single" w:sz="8" w:space="5" w:color="2F4162"/>
         </w:pBdr>
@@ -19432,6 +19485,7 @@
     <w:p>
       <w:pPr>
         <w:keepNext/>
+        <w:pageBreakBefore/>
         <w:pBdr>
           <w:bottom w:val="single" w:sz="8" w:space="5" w:color="2F4162"/>
         </w:pBdr>
@@ -20468,6 +20522,7 @@
     <w:p>
       <w:pPr>
         <w:keepNext/>
+        <w:pageBreakBefore/>
         <w:pBdr>
           <w:bottom w:val="single" w:sz="8" w:space="5" w:color="2F4162"/>
         </w:pBdr>
@@ -21737,6 +21792,7 @@
     <w:p>
       <w:pPr>
         <w:keepNext/>
+        <w:pageBreakBefore/>
         <w:pBdr>
           <w:bottom w:val="single" w:sz="8" w:space="5" w:color="2F4162"/>
         </w:pBdr>
@@ -23856,6 +23912,7 @@
     <w:p>
       <w:pPr>
         <w:keepNext/>
+        <w:pageBreakBefore/>
         <w:pBdr>
           <w:bottom w:val="single" w:sz="8" w:space="5" w:color="2F4162"/>
         </w:pBdr>
@@ -24949,6 +25006,7 @@
     <w:p>
       <w:pPr>
         <w:keepNext/>
+        <w:pageBreakBefore/>
         <w:pBdr>
           <w:bottom w:val="single" w:sz="8" w:space="5" w:color="2F4162"/>
         </w:pBdr>
@@ -24963,6 +25021,122 @@
           <w:sz w:val="27"/>
         </w:rPr>
         <w:t>13. Modelos de comunicação</w:t>
+      </w:r>
+    </w:p>
+    <w:p>
+      <w:pPr>
+        <w:spacing w:after="130" w:before="0" w:line="284" w:lineRule="exact"/>
+        <w:jc w:val="both"/>
+      </w:pPr>
+      <w:r>
+        <w:rPr>
+          <w:rFonts w:ascii="Arial" w:hAnsi="Arial" w:cs="Arial" w:eastAsia="Arial"/>
+          <w:b w:val="0"/>
+          <w:i w:val="0"/>
+          <w:color w:val="1F2A37"/>
+          <w:sz w:val="20"/>
+        </w:rPr>
+        <w:t xml:space="preserve">Os </w:t>
+      </w:r>
+      <w:r>
+        <w:rPr>
+          <w:rFonts w:ascii="Arial" w:hAnsi="Arial" w:cs="Arial" w:eastAsia="Arial"/>
+          <w:b/>
+          <w:i w:val="0"/>
+          <w:color w:val="1F2A37"/>
+          <w:sz w:val="20"/>
+        </w:rPr>
+        <w:t>modelos-padrão</w:t>
+      </w:r>
+      <w:r>
+        <w:rPr>
+          <w:rFonts w:ascii="Arial" w:hAnsi="Arial" w:cs="Arial" w:eastAsia="Arial"/>
+          <w:b w:val="0"/>
+          <w:i w:val="0"/>
+          <w:color w:val="1F2A37"/>
+          <w:sz w:val="20"/>
+        </w:rPr>
+        <w:t xml:space="preserve"> de aviso (9.1 a 9.11), a </w:t>
+      </w:r>
+      <w:r>
+        <w:rPr>
+          <w:rFonts w:ascii="Arial" w:hAnsi="Arial" w:cs="Arial" w:eastAsia="Arial"/>
+          <w:b/>
+          <w:i w:val="0"/>
+          <w:color w:val="1F2A37"/>
+          <w:sz w:val="20"/>
+        </w:rPr>
+        <w:t>classificação G1, G2 e G3</w:t>
+      </w:r>
+      <w:r>
+        <w:rPr>
+          <w:rFonts w:ascii="Arial" w:hAnsi="Arial" w:cs="Arial" w:eastAsia="Arial"/>
+          <w:b w:val="0"/>
+          <w:i w:val="0"/>
+          <w:color w:val="1F2A37"/>
+          <w:sz w:val="20"/>
+        </w:rPr>
+        <w:t xml:space="preserve"> e a </w:t>
+      </w:r>
+      <w:r>
+        <w:rPr>
+          <w:rFonts w:ascii="Arial" w:hAnsi="Arial" w:cs="Arial" w:eastAsia="Arial"/>
+          <w:b/>
+          <w:i w:val="0"/>
+          <w:color w:val="1F2A37"/>
+          <w:sz w:val="20"/>
+        </w:rPr>
+        <w:t>matriz de destinatários</w:t>
+      </w:r>
+      <w:r>
+        <w:rPr>
+          <w:rFonts w:ascii="Arial" w:hAnsi="Arial" w:cs="Arial" w:eastAsia="Arial"/>
+          <w:b w:val="0"/>
+          <w:i w:val="0"/>
+          <w:color w:val="1F2A37"/>
+          <w:sz w:val="20"/>
+        </w:rPr>
+        <w:t xml:space="preserve"> estão no </w:t>
+      </w:r>
+      <w:r>
+        <w:rPr>
+          <w:rFonts w:ascii="Arial" w:hAnsi="Arial" w:cs="Arial" w:eastAsia="Arial"/>
+          <w:b/>
+          <w:i w:val="0"/>
+          <w:color w:val="1F2A37"/>
+          <w:sz w:val="20"/>
+        </w:rPr>
+        <w:t>Cenário T</w:t>
+      </w:r>
+      <w:r>
+        <w:rPr>
+          <w:rFonts w:ascii="Arial" w:hAnsi="Arial" w:cs="Arial" w:eastAsia="Arial"/>
+          <w:b w:val="0"/>
+          <w:i w:val="0"/>
+          <w:color w:val="1F2A37"/>
+          <w:sz w:val="20"/>
+        </w:rPr>
+        <w:t xml:space="preserve">. Os modelos abaixo são </w:t>
+      </w:r>
+      <w:r>
+        <w:rPr>
+          <w:rFonts w:ascii="Arial" w:hAnsi="Arial" w:cs="Arial" w:eastAsia="Arial"/>
+          <w:b/>
+          <w:i w:val="0"/>
+          <w:color w:val="1F2A37"/>
+          <w:sz w:val="20"/>
+        </w:rPr>
+        <w:t>específicos deste cenário</w:t>
+      </w:r>
+      <w:r>
+        <w:rPr>
+          <w:rFonts w:ascii="Arial" w:hAnsi="Arial" w:cs="Arial" w:eastAsia="Arial"/>
+          <w:b w:val="0"/>
+          <w:i w:val="0"/>
+          <w:color w:val="1F2A37"/>
+          <w:sz w:val="20"/>
+        </w:rPr>
+        <w:t>.</w:t>
       </w:r>
     </w:p>
     <w:p>
@@ -25865,6 +26039,7 @@
     <w:p>
       <w:pPr>
         <w:keepNext/>
+        <w:pageBreakBefore/>
         <w:pBdr>
           <w:bottom w:val="single" w:sz="8" w:space="5" w:color="2F4162"/>
         </w:pBdr>
@@ -27668,6 +27843,7 @@
     <w:p>
       <w:pPr>
         <w:keepNext/>
+        <w:pageBreakBefore/>
         <w:pBdr>
           <w:bottom w:val="single" w:sz="8" w:space="5" w:color="2F4162"/>
         </w:pBdr>
@@ -28682,6 +28858,7 @@
     <w:p>
       <w:pPr>
         <w:keepNext/>
+        <w:pageBreakBefore/>
         <w:pBdr>
           <w:bottom w:val="single" w:sz="8" w:space="5" w:color="2F4162"/>
         </w:pBdr>
